--- a/business/for_codex/03_data_room/product_tech/ATOMiK_Product_Technical_Overview.docx
+++ b/business/for_codex/03_data_room/product_tech/ATOMiK_Product_Technical_Overview.docx
@@ -50,7 +50,15 @@
         <w:rPr>
           <w:sz w:val="22"/>
         </w:rPr>
-        <w:t>ATOMiK is a state-aware compute primitive implemented as hardware IP (FPGA-validated) with a path to ASIC. The core equation: state = reference_state XOR accumulated_delta</w:t>
+        <w:t>ATOMiK is a state-aware compute primitive implemented as FPGA-validated hardware IP for specific proof artifacts, with an ASIC feasibility path still to be reviewed. The core equation: state = reference_state XOR accumulated_delta</w:t>
+      </w:r>
+    </w:p>
+    <w:p>
+      <w:r>
+        <w:rPr>
+          <w:sz w:val="18"/>
+        </w:rPr>
+        <w:t>Plain-English diagram: traditional path = full state -&gt; scan/copy/sync/rebuild -&gt; full state again. ATOMiK path = reference state + accumulated deltas -&gt; coalesce where possible -&gt; READ only when needed -&gt; SWAP boundary.</w:t>
       </w:r>
     </w:p>
     <w:p>
@@ -257,7 +265,7 @@
               <w:rPr>
                 <w:sz w:val="19"/>
               </w:rPr>
-              <w:t>NaxRiscv RV64GC (production) / VexRiscv SMP rv32ima (baseline validation)</w:t>
+              <w:t>VexRiscv SMP rv32ima in frozen Linux userspace baseline; NaxRiscv RV64GC SD-boot work remains build/bring-up context until promoted by run artifacts</w:t>
             </w:r>
           </w:p>
         </w:tc>
@@ -313,7 +321,7 @@
               <w:rPr>
                 <w:sz w:val="19"/>
               </w:rPr>
-              <w:t>0xf0020000 (NaxRiscv SoC)</w:t>
+              <w:t>0xf0000000 in frozen VexRiscv baseline; verify generated CSR map for each newer NaxRiscv/SD-boot build</w:t>
             </w:r>
           </w:p>
         </w:tc>
@@ -341,7 +349,7 @@
               <w:rPr>
                 <w:sz w:val="19"/>
               </w:rPr>
-              <w:t>Ubuntu 24.04 / Buildroot 6.9, userspace access via /dev/mem</w:t>
+              <w:t>Buildroot/Linux 6.9 in frozen userspace validation; Ubuntu/NaxRiscv work remains bring-up context unless linked to run artifacts</w:t>
             </w:r>
           </w:p>
         </w:tc>
@@ -369,7 +377,7 @@
               <w:rPr>
                 <w:sz w:val="19"/>
               </w:rPr>
-              <w:t>hamgeek_rk7020f.bit (LiteX synthesis, Vivado 2025.2)</w:t>
+              <w:t>hamgeek_rk7020f.bit in frozen baseline; newer SD-boot bitstream should be cited by exact build artifact</w:t>
             </w:r>
           </w:p>
         </w:tc>
@@ -397,7 +405,7 @@
               <w:rPr>
                 <w:sz w:val="19"/>
               </w:rPr>
-              <w:t>~63% LUT for full NaxRiscv RV64 + ATOMiK + PSUart0Bridge</w:t>
+              <w:t>Build-specific; do not quote utilization publicly without the matching synthesis artifact</w:t>
             </w:r>
           </w:p>
         </w:tc>
@@ -415,158 +423,109 @@
         <w:t>Validated Proof</w:t>
       </w:r>
     </w:p>
-    <w:tbl>
-      <w:tblPr>
-        <w:tblStyle w:val="TableGrid"/>
-        <w:tblW w:type="auto" w:w="0"/>
-        <w:tblLook w:firstColumn="1" w:firstRow="1" w:lastColumn="0" w:lastRow="0" w:noHBand="0" w:noVBand="1" w:val="04A0"/>
-      </w:tblPr>
-      <w:tblGrid>
-        <w:gridCol w:w="4392"/>
-        <w:gridCol w:w="4392"/>
-      </w:tblGrid>
-      <w:tr>
-        <w:tc>
-          <w:tcPr>
-            <w:tcW w:type="dxa" w:w="3600"/>
-          </w:tcPr>
-          <w:p>
-            <w:r>
-              <w:rPr>
-                <w:sz w:val="19"/>
-              </w:rPr>
-              <w:t>16/16 algebraic property tests</w:t>
-            </w:r>
-          </w:p>
-        </w:tc>
-        <w:tc>
-          <w:tcPr>
-            <w:tcW w:type="dxa" w:w="6192"/>
-          </w:tcPr>
-          <w:p>
-            <w:r>
-              <w:rPr>
-                <w:sz w:val="19"/>
-              </w:rPr>
-              <w:t>HARDWARE_VALIDATED — PASS on XC7Z020 through Linux userspace</w:t>
-            </w:r>
-          </w:p>
-        </w:tc>
-      </w:tr>
-      <w:tr>
-        <w:tc>
-          <w:tcPr>
-            <w:tcW w:type="dxa" w:w="3600"/>
-          </w:tcPr>
-          <w:p>
-            <w:r>
-              <w:rPr>
-                <w:sz w:val="19"/>
-              </w:rPr>
-              <w:t>ATOMiK Desk v0.39-K UI</w:t>
-            </w:r>
-          </w:p>
-        </w:tc>
-        <w:tc>
-          <w:tcPr>
-            <w:tcW w:type="dxa" w:w="6192"/>
-          </w:tcPr>
-          <w:p>
-            <w:r>
-              <w:rPr>
-                <w:sz w:val="19"/>
-              </w:rPr>
-              <w:t>HARDWARE_VALIDATED — framebuffer-native prototype on live hardware</w:t>
-            </w:r>
-          </w:p>
-        </w:tc>
-      </w:tr>
-      <w:tr>
-        <w:tc>
-          <w:tcPr>
-            <w:tcW w:type="dxa" w:w="3600"/>
-          </w:tcPr>
-          <w:p>
-            <w:r>
-              <w:rPr>
-                <w:sz w:val="19"/>
-              </w:rPr>
-              <w:t>AX7020 board run matrix</w:t>
-            </w:r>
-          </w:p>
-        </w:tc>
-        <w:tc>
-          <w:tcPr>
-            <w:tcW w:type="dxa" w:w="6192"/>
-          </w:tcPr>
-          <w:p>
-            <w:r>
-              <w:rPr>
-                <w:sz w:val="19"/>
-              </w:rPr>
-              <w:t>LIVE_MEASURED — 4-way comparison with raw artifacts</w:t>
-            </w:r>
-          </w:p>
-        </w:tc>
-      </w:tr>
-      <w:tr>
-        <w:tc>
-          <w:tcPr>
-            <w:tcW w:type="dxa" w:w="3600"/>
-          </w:tcPr>
-          <w:p>
-            <w:r>
-              <w:rPr>
-                <w:sz w:val="19"/>
-              </w:rPr>
-              <w:t>Formal proofs (Lean4)</w:t>
-            </w:r>
-          </w:p>
-        </w:tc>
-        <w:tc>
-          <w:tcPr>
-            <w:tcW w:type="dxa" w:w="6192"/>
-          </w:tcPr>
-          <w:p>
-            <w:r>
-              <w:rPr>
-                <w:sz w:val="19"/>
-              </w:rPr>
-              <w:t>SOFTWARE_VALIDATED — algebraic properties formally proved</w:t>
-            </w:r>
-          </w:p>
-        </w:tc>
-      </w:tr>
-      <w:tr>
-        <w:tc>
-          <w:tcPr>
-            <w:tcW w:type="dxa" w:w="3600"/>
-          </w:tcPr>
-          <w:p>
-            <w:r>
-              <w:rPr>
-                <w:sz w:val="19"/>
-              </w:rPr>
-              <w:t>SD boot artifacts</w:t>
-            </w:r>
-          </w:p>
-        </w:tc>
-        <w:tc>
-          <w:tcPr>
-            <w:tcW w:type="dxa" w:w="6192"/>
-          </w:tcPr>
-          <w:p>
-            <w:r>
-              <w:rPr>
-                <w:sz w:val="19"/>
-              </w:rPr>
-              <w:t>BUILD_ARTIFACT — BOOT.bin and bitstream exist; final validation in progress</w:t>
-            </w:r>
-          </w:p>
-        </w:tc>
-      </w:tr>
-    </w:tbl>
-    <w:p/>
+    <w:p>
+      <w:r>
+        <w:rPr>
+          <w:sz w:val="18"/>
+        </w:rPr>
+        <w:t>Each proof item below is intentionally separated to avoid treating different evidence labels as one blended claim.</w:t>
+      </w:r>
+    </w:p>
+    <w:p>
+      <w:pPr>
+        <w:pStyle w:val="Heading2"/>
+      </w:pPr>
+      <w:r>
+        <w:rPr>
+          <w:color w:val="1D324A"/>
+        </w:rPr>
+        <w:t>Linux Userspace Algebraic Checks</w:t>
+      </w:r>
+    </w:p>
+    <w:p>
+      <w:r>
+        <w:rPr>
+          <w:sz w:val="22"/>
+        </w:rPr>
+        <w:t>Evidence label: HARDWARE_VALIDATED. Current summary: 16/16 algebraic property checks passed on XC7Z020 through Linux userspace.</w:t>
+      </w:r>
+    </w:p>
+    <w:p>
+      <w:pPr>
+        <w:pStyle w:val="Heading2"/>
+      </w:pPr>
+      <w:r>
+        <w:rPr>
+          <w:color w:val="1D324A"/>
+        </w:rPr>
+        <w:t>ATOMiK Desk v0.39-K UI</w:t>
+      </w:r>
+    </w:p>
+    <w:p>
+      <w:r>
+        <w:rPr>
+          <w:sz w:val="22"/>
+        </w:rPr>
+        <w:t>Evidence label: HARDWARE_VALIDATED. Current summary: framebuffer-native prototype on live hardware.</w:t>
+      </w:r>
+    </w:p>
+    <w:p>
+      <w:pPr>
+        <w:pStyle w:val="Heading2"/>
+      </w:pPr>
+      <w:r>
+        <w:rPr>
+          <w:color w:val="1D324A"/>
+        </w:rPr>
+        <w:t>AX7020 Board-Run Matrix</w:t>
+      </w:r>
+    </w:p>
+    <w:p>
+      <w:r>
+        <w:rPr>
+          <w:sz w:val="22"/>
+        </w:rPr>
+        <w:t>Evidence label: LIVE_MEASURED. Current summary: four-way comparison with raw artifacts and workload-specific caveats.</w:t>
+      </w:r>
+    </w:p>
+    <w:p>
+      <w:pPr>
+        <w:pStyle w:val="Heading2"/>
+      </w:pPr>
+      <w:r>
+        <w:rPr>
+          <w:color w:val="1D324A"/>
+        </w:rPr>
+        <w:t>Formal Proof Foundation</w:t>
+      </w:r>
+    </w:p>
+    <w:p>
+      <w:r>
+        <w:rPr>
+          <w:sz w:val="22"/>
+        </w:rPr>
+        <w:t>Evidence label: FORMAL_PROOF where directly audited; otherwise SOFTWARE_VALIDATED / proof work present. Do not publish theorem-count hype until reconciled.</w:t>
+      </w:r>
+    </w:p>
+    <w:p>
+      <w:pPr>
+        <w:pStyle w:val="Heading2"/>
+      </w:pPr>
+      <w:r>
+        <w:rPr>
+          <w:color w:val="1D324A"/>
+        </w:rPr>
+        <w:t>SD Boot Artifacts</w:t>
+      </w:r>
+    </w:p>
+    <w:p>
+      <w:r>
+        <w:rPr>
+          <w:sz w:val="22"/>
+        </w:rPr>
+        <w:t>Evidence label: BUILD_ARTIFACT. Current summary: BOOT.bin and bitstream exist; standalone power-on artifact remains gated until reproducible logs exist.</w:t>
+      </w:r>
+    </w:p>
     <w:p>
       <w:pPr>
         <w:pStyle w:val="Heading1"/>
@@ -583,7 +542,7 @@
         <w:rPr>
           <w:sz w:val="22"/>
         </w:rPr>
-        <w:t>Accessible from Linux userspace via /dev/mem at CSR base 0xf0020000. Ordering requirement: after CSR writes, issue fence iorw,iorw + dummy STATUS read before reading STATE_LO/HI to flush Wishbone pipeline.</w:t>
+        <w:t>In the frozen Linux userspace validation, ATOMiK was accessible via /dev/mem at CSR base 0xf0000000. Ordering requirement: after CSR writes, issue fence iorw,iorw plus a dummy STATUS read before reading STATE_LO/HI to flush the Wishbone pipeline. Verify the generated CSR map for newer builds.</w:t>
       </w:r>
     </w:p>
     <w:p>
@@ -602,7 +561,7 @@
         <w:rPr>
           <w:sz w:val="22"/>
         </w:rPr>
-        <w:t>The architecture is ASIC-portable. XOR is 1-2 gates per bit in standard cell. The 256×64-bit state table is 16KB — manageable in any modern node.</w:t>
+        <w:t>The architecture is intended to be ASIC-portable, but ASIC feasibility remains a funded diligence task. The 256x64-bit state table in the frozen baseline is 16,384 bits, or 2KB of raw state storage; production area, power, memory macro, verification, and integration economics require expert review.</w:t>
       </w:r>
     </w:p>
     <w:p>
@@ -611,6 +570,160 @@
           <w:sz w:val="22"/>
         </w:rPr>
         <w:t>Pre-seed allocates $300K for ASIC feasibility (mentor-reviewed go/no-go). Tape-out is NOT in this round.</w:t>
+      </w:r>
+    </w:p>
+    <w:p>
+      <w:pPr>
+        <w:pStyle w:val="Heading1"/>
+      </w:pPr>
+      <w:r>
+        <w:rPr>
+          <w:color w:val="070B12"/>
+        </w:rPr>
+        <w:t>Where ATOMiK Is Less Likely To Fit</w:t>
+      </w:r>
+    </w:p>
+    <w:p>
+      <w:pPr>
+        <w:pStyle w:val="ListBullet"/>
+      </w:pPr>
+      <w:r>
+        <w:rPr>
+          <w:sz w:val="21"/>
+        </w:rPr>
+        <w:t>The workload is not state-heavy.</w:t>
+      </w:r>
+    </w:p>
+    <w:p>
+      <w:pPr>
+        <w:pStyle w:val="ListBullet"/>
+      </w:pPr>
+      <w:r>
+        <w:rPr>
+          <w:sz w:val="21"/>
+        </w:rPr>
+        <w:t>Every region changes uniformly or the full state truly must move every time.</w:t>
+      </w:r>
+    </w:p>
+    <w:p>
+      <w:pPr>
+        <w:pStyle w:val="ListBullet"/>
+      </w:pPr>
+      <w:r>
+        <w:rPr>
+          <w:sz w:val="21"/>
+        </w:rPr>
+        <w:t>Hardware access overhead dominates the measured path.</w:t>
+      </w:r>
+    </w:p>
+    <w:p>
+      <w:pPr>
+        <w:pStyle w:val="ListBullet"/>
+      </w:pPr>
+      <w:r>
+        <w:rPr>
+          <w:sz w:val="21"/>
+        </w:rPr>
+        <w:t>The current software path is already optimal for the metric that matters.</w:t>
+      </w:r>
+    </w:p>
+    <w:p>
+      <w:pPr>
+        <w:pStyle w:val="ListBullet"/>
+      </w:pPr>
+      <w:r>
+        <w:rPr>
+          <w:sz w:val="21"/>
+        </w:rPr>
+        <w:t>Correctness cannot be cleanly validated.</w:t>
+      </w:r>
+    </w:p>
+    <w:p>
+      <w:pPr>
+        <w:pStyle w:val="ListBullet"/>
+      </w:pPr>
+      <w:r>
+        <w:rPr>
+          <w:sz w:val="21"/>
+        </w:rPr>
+        <w:t>The customer cannot provide a trace, baseline, or success metric.</w:t>
+      </w:r>
+    </w:p>
+    <w:p>
+      <w:pPr>
+        <w:pStyle w:val="Heading1"/>
+      </w:pPr>
+      <w:r>
+        <w:rPr>
+          <w:color w:val="070B12"/>
+        </w:rPr>
+        <w:t>Diligence Questions We Expect</w:t>
+      </w:r>
+    </w:p>
+    <w:p>
+      <w:pPr>
+        <w:pStyle w:val="ListBullet"/>
+      </w:pPr>
+      <w:r>
+        <w:rPr>
+          <w:sz w:val="21"/>
+        </w:rPr>
+        <w:t>What is the exact board, build, bitstream, and commit for each artifact?</w:t>
+      </w:r>
+    </w:p>
+    <w:p>
+      <w:pPr>
+        <w:pStyle w:val="ListBullet"/>
+      </w:pPr>
+      <w:r>
+        <w:rPr>
+          <w:sz w:val="21"/>
+        </w:rPr>
+        <w:t>What is frozen validation versus current SD-boot/NaxRiscv bring-up?</w:t>
+      </w:r>
+    </w:p>
+    <w:p>
+      <w:pPr>
+        <w:pStyle w:val="ListBullet"/>
+      </w:pPr>
+      <w:r>
+        <w:rPr>
+          <w:sz w:val="21"/>
+        </w:rPr>
+        <w:t>Which proof is live measured, hardware-validated, build artifact, formal, projected, or roadmap?</w:t>
+      </w:r>
+    </w:p>
+    <w:p>
+      <w:pPr>
+        <w:pStyle w:val="ListBullet"/>
+      </w:pPr>
+      <w:r>
+        <w:rPr>
+          <w:sz w:val="21"/>
+        </w:rPr>
+        <w:t>What does the AX7020 matrix prove and what does it not prove?</w:t>
+      </w:r>
+    </w:p>
+    <w:p>
+      <w:pPr>
+        <w:pStyle w:val="ListBullet"/>
+      </w:pPr>
+      <w:r>
+        <w:rPr>
+          <w:sz w:val="21"/>
+        </w:rPr>
+        <w:t>What must happen before ASIC feasibility can be taken seriously?</w:t>
+      </w:r>
+    </w:p>
+    <w:p>
+      <w:pPr>
+        <w:pStyle w:val="ListBullet"/>
+      </w:pPr>
+      <w:r>
+        <w:rPr>
+          <w:sz w:val="21"/>
+        </w:rPr>
+        <w:t>Which customer workload is the first proof gate?</w:t>
       </w:r>
     </w:p>
     <w:p>
@@ -657,7 +770,7 @@
               <w:rPr>
                 <w:sz w:val="19"/>
               </w:rPr>
-              <w:t>Zynq FPGA prototype validated. Desktop UI. Algebraic proof. Workload harness ready.</w:t>
+              <w:t>Zynq FPGA prototype proof paths exist. Desktop UI screenshot is hardware-validated. Workload validation is the next evidence gate.</w:t>
             </w:r>
           </w:p>
         </w:tc>
@@ -685,7 +798,7 @@
               <w:rPr>
                 <w:sz w:val="19"/>
               </w:rPr>
-              <w:t>P0 workloads measured on hardware. First paid evaluation. SD boot stable.</w:t>
+              <w:t>P0 workloads targeted for hardware measurement; first paid evaluation targeted; SD boot promoted only when run artifacts exist.</w:t>
             </w:r>
           </w:p>
         </w:tc>
@@ -775,7 +888,7 @@
         <w:rPr>
           <w:sz w:val="21"/>
         </w:rPr>
-        <w:t>hardware/rtl/ — ATOMiK core RTL (atomik_core_v2.v, delta_acc, state_rec)</w:t>
+        <w:t>hardware/ — ATOMiK RTL, Zynq integration, synthesis/build artifacts</w:t>
       </w:r>
     </w:p>
     <w:p>
@@ -797,7 +910,7 @@
         <w:rPr>
           <w:sz w:val="21"/>
         </w:rPr>
-        <w:t>software/atomik_sdk/ — Python SDK, 353 tests, formal proof integration</w:t>
+        <w:t>software/ — SDK/runtime examples and tests; cite exact test counts only after rerun</w:t>
       </w:r>
     </w:p>
     <w:p>
